--- a/recursos/comercial/B2B/PILOTO_B2B_TABLERO_METRICAS.docx
+++ b/recursos/comercial/B2B/PILOTO_B2B_TABLERO_METRICAS.docx
@@ -643,6 +643,55 @@
           <w:color w:val="E54C09"/>
           <w:sz w:val="24"/>
         </w:rPr>
+        <w:t>3-BIS. La rutina diaria (sin reunión)</w:t>
+      </w:r>
+    </w:p>
+    <w:p>
+      <w:pPr>
+        <w:spacing w:after="40"/>
+      </w:pPr>
+      <w:r>
+        <w:rPr>
+          <w:b w:val="0"/>
+          <w:sz w:val="20"/>
+        </w:rPr>
+        <w:t>Todos los días hábiles, a las 6 PM (o antes de su clase de la noche), él manda a gerencia UN mensaje de tres líneas:</w:t>
+      </w:r>
+    </w:p>
+    <w:p>
+      <w:pPr>
+        <w:spacing w:after="60"/>
+      </w:pPr>
+      <w:r>
+        <w:rPr>
+          <w:b/>
+          <w:sz w:val="20"/>
+        </w:rPr>
+        <w:t>"Hoy: contacté [N] empresas ([nombres]). Reuniones: [N] ([empresa, día y hora]). Convenios / agendados con gerencia: [N]. · Mañana: [qué va a hacer, con nombres]. · Necesito de ti: [nada / una cosa concreta]."</w:t>
+      </w:r>
+    </w:p>
+    <w:p>
+      <w:pPr>
+        <w:spacing w:after="80"/>
+      </w:pPr>
+      <w:r>
+        <w:rPr>
+          <w:b w:val="0"/>
+          <w:sz w:val="20"/>
+        </w:rPr>
+        <w:t>Gerencia lo lee en dos minutos, responde una línea y resuelve lo pedido en menos de 24 horas. Si un día no llega el mensaje, se pide. Si pasan tres días sin un contacto nuevo, se habla ese mismo día. El tracker se actualiza a diario; el viernes hay una llamada de 15 minutos con el tracker en pantalla para revisar la semana y ajustar el guion.</w:t>
+      </w:r>
+    </w:p>
+    <w:p>
+      <w:pPr>
+        <w:spacing w:before="160" w:after="60"/>
+      </w:pPr>
+      <w:r>
+        <w:rPr>
+          <w:b/>
+          <w:color w:val="E54C09"/>
+          <w:sz w:val="24"/>
+        </w:rPr>
         <w:t>4. Los dos cortes</w:t>
       </w:r>
     </w:p>

--- a/recursos/comercial/B2B/PILOTO_B2B_TABLERO_METRICAS.docx
+++ b/recursos/comercial/B2B/PILOTO_B2B_TABLERO_METRICAS.docx
@@ -25,7 +25,7 @@
           <w:color w:val="777777"/>
           <w:sz w:val="18"/>
         </w:rPr>
-        <w:t>Para el docente habilitado comercialmente que abre alianzas (programa "Becas [Empresa]" / Heiiu Business Partner). Se acuerda antes de la primera visita y se revisa cada viernes. Documento por rol.</w:t>
+        <w:t>Para el docente habilitado comercialmente que abre alianzas (programa Heiiu Business Partner: beneficios del Fondo de Becas para los colaboradores de la empresa aliada, sin costo para la empresa). Se acuerda antes de la primera visita y se revisa cada viernes. Documento por rol.</w:t>
       </w:r>
     </w:p>
     <w:p>
@@ -62,7 +62,7 @@
           <w:b w:val="0"/>
           <w:sz w:val="20"/>
         </w:rPr>
-        <w:t>• Abre y presenta; NO negocia, NO cotiza, NO promete condiciones. Todo gerente interesado en formación paga se agenda con gerencia. El tarifario es cerrado.</w:t>
+        <w:t>• Abre, presenta y cierra el convenio de alianza con el formato estándar sin cambiarle nada (no tiene costo ni condiciones negociables); gerencia lo firma por la academia. NO negocia ni cotiza: la formación pagada y todo lo que se salga del formato lo cierra gerencia.</w:t>
       </w:r>
     </w:p>
     <w:p>
@@ -364,7 +364,7 @@
               <w:rPr>
                 <w:sz w:val="18"/>
               </w:rPr>
-              <w:t>Mini-convenio de becas firmado (empresa, número de becas, vigencia). Lo firma gerencia.</w:t>
+              <w:t>Convenio Heiiu Business Partner estándar firmado por la empresa (y por gerencia por la academia).</w:t>
             </w:r>
           </w:p>
         </w:tc>

--- a/recursos/comercial/B2B/PILOTO_B2B_TABLERO_METRICAS.docx
+++ b/recursos/comercial/B2B/PILOTO_B2B_TABLERO_METRICAS.docx
@@ -25,7 +25,7 @@
           <w:color w:val="777777"/>
           <w:sz w:val="18"/>
         </w:rPr>
-        <w:t>Para el docente habilitado comercialmente que abre alianzas (programa Heiiu Business Partner: beneficios del Fondo de Becas para los colaboradores de la empresa aliada, sin costo para la empresa). Se acuerda antes de la primera visita y se revisa cada viernes. Documento por rol.</w:t>
+        <w:t>Para el docente habilitado comercialmente que abre alianzas (Heiiu Business Partner: Oferta A alianza sin costo, que cierra el docente; Oferta B plan empresa a tarifa corporativa, que cierra gerencia). Se acuerda antes de la primera visita y se revisa cada viernes. Documento por rol.</w:t>
       </w:r>
     </w:p>
     <w:p>

--- a/recursos/comercial/B2B/PILOTO_B2B_TABLERO_METRICAS.docx
+++ b/recursos/comercial/B2B/PILOTO_B2B_TABLERO_METRICAS.docx
@@ -25,7 +25,7 @@
           <w:color w:val="777777"/>
           <w:sz w:val="18"/>
         </w:rPr>
-        <w:t>Para el docente habilitado comercialmente que abre alianzas (Heiiu Business Partner: Oferta A alianza sin costo, que cierra el docente; Oferta B plan empresa a tarifa corporativa, que cierra gerencia). Se acuerda antes de la primera visita y se revisa cada viernes. Documento por rol.</w:t>
+        <w:t>Para el docente habilitado comercialmente que abre alianzas (Heiiu Business Partner: Oferta A alianza sin costo y Oferta B plan empresa estándar de 3 a 7 cupos, que cierra el docente; a la medida, gerencia). Se acuerda antes de la primera visita y se revisa cada viernes. Documento por rol.</w:t>
       </w:r>
     </w:p>
     <w:p>
@@ -62,7 +62,7 @@
           <w:b w:val="0"/>
           <w:sz w:val="20"/>
         </w:rPr>
-        <w:t>• Abre, presenta y cierra el convenio de alianza con el formato estándar sin cambiarle nada (no tiene costo ni condiciones negociables); gerencia lo firma por la academia. NO negocia ni cotiza: la formación pagada y todo lo que se salga del formato lo cierra gerencia.</w:t>
+        <w:t>• Abre, presenta y cierra con los dos formatos estándar sin cambiarles nada: convenio de alianza (Oferta A) y orden del plan empresa de 3 a 7 cupos (Oferta B); gerencia firma por la academia. NO negocia ni cotiza: 8 cupos o más, clases en la empresa, horarios u otros plazos los cierra gerencia.</w:t>
       </w:r>
     </w:p>
     <w:p>
@@ -415,7 +415,7 @@
                 <w:b/>
                 <w:sz w:val="18"/>
               </w:rPr>
-              <w:t>Reuniones con gerencia</w:t>
+              <w:t>Planes empresa</w:t>
             </w:r>
           </w:p>
         </w:tc>
@@ -431,7 +431,7 @@
               <w:rPr>
                 <w:sz w:val="18"/>
               </w:rPr>
-              <w:t>Gerentes que pidieron formación paga y quedaron agendados con gerencia (él no cotiza).</w:t>
+              <w:t>Órdenes de plan empresa estándar cerradas por él, o planes a la medida agendados con gerencia.</w:t>
             </w:r>
           </w:p>
         </w:tc>

--- a/recursos/comercial/B2B/PILOTO_B2B_TABLERO_METRICAS.docx
+++ b/recursos/comercial/B2B/PILOTO_B2B_TABLERO_METRICAS.docx
@@ -12,7 +12,7 @@
           <w:color w:val="E54C09"/>
           <w:sz w:val="28"/>
         </w:rPr>
-        <w:t>PILOTO DE ALIANZAS EMPRESARIALES — TABLERO DE MÉTRICAS (60 DÍAS)</w:t>
+        <w:t>PILOTO DE ALIANZAS EMPRESARIALES — TABLERO DE MÉTRICAS (60 DÍAS, CORTES CADA 15)</w:t>
       </w:r>
     </w:p>
     <w:p>
@@ -262,7 +262,7 @@
               <w:rPr>
                 <w:sz w:val="18"/>
               </w:rPr>
-              <w:t>10 (mínimo) · 20 (bueno)</w:t>
+              <w:t>24 (6 · 12 · 18 · 24 por corte)</w:t>
             </w:r>
           </w:p>
         </w:tc>
@@ -329,7 +329,7 @@
               <w:rPr>
                 <w:sz w:val="18"/>
               </w:rPr>
-              <w:t>5 (mínimo) · 10 (bueno)</w:t>
+              <w:t>10 (2 · 5 · 8 · 10 por corte)</w:t>
             </w:r>
           </w:p>
         </w:tc>
@@ -396,7 +396,7 @@
               <w:rPr>
                 <w:sz w:val="18"/>
               </w:rPr>
-              <w:t>3 (mínimo) · 5 (bueno)</w:t>
+              <w:t>3 (1 al día 30 · 2 al 45 · 3 al 60)</w:t>
             </w:r>
           </w:p>
         </w:tc>
@@ -692,7 +692,7 @@
           <w:color w:val="E54C09"/>
           <w:sz w:val="24"/>
         </w:rPr>
-        <w:t>4. Los dos cortes</w:t>
+        <w:t>4. Los cuatro cortes (acumulado mínimo)</w:t>
       </w:r>
     </w:p>
     <w:tbl>
@@ -710,7 +710,7 @@
       <w:tr>
         <w:tc>
           <w:tcPr>
-            <w:tcW w:type="dxa" w:w="907"/>
+            <w:tcW w:type="dxa" w:w="794"/>
             <w:shd w:val="clear" w:color="auto" w:fill="FFF8E7"/>
           </w:tcPr>
           <w:p>
@@ -728,7 +728,7 @@
         </w:tc>
         <w:tc>
           <w:tcPr>
-            <w:tcW w:type="dxa" w:w="3402"/>
+            <w:tcW w:type="dxa" w:w="3175"/>
             <w:shd w:val="clear" w:color="auto" w:fill="FFF8E7"/>
           </w:tcPr>
           <w:p>
@@ -740,13 +740,13 @@
                 <w:b/>
                 <w:sz w:val="18"/>
               </w:rPr>
-              <w:t>Qué se mira</w:t>
+              <w:t>Mínimo acumulado</w:t>
             </w:r>
           </w:p>
         </w:tc>
         <w:tc>
           <w:tcPr>
-            <w:tcW w:type="dxa" w:w="2778"/>
+            <w:tcW w:type="dxa" w:w="2494"/>
             <w:shd w:val="clear" w:color="auto" w:fill="FFF8E7"/>
           </w:tcPr>
           <w:p>
@@ -764,7 +764,7 @@
         </w:tc>
         <w:tc>
           <w:tcPr>
-            <w:tcW w:type="dxa" w:w="2721"/>
+            <w:tcW w:type="dxa" w:w="3345"/>
             <w:shd w:val="clear" w:color="auto" w:fill="FFF8E7"/>
           </w:tcPr>
           <w:p>
@@ -784,7 +784,74 @@
       <w:tr>
         <w:tc>
           <w:tcPr>
-            <w:tcW w:type="dxa" w:w="907"/>
+            <w:tcW w:type="dxa" w:w="794"/>
+          </w:tcPr>
+          <w:p>
+            <w:pPr>
+              <w:spacing w:after="0"/>
+            </w:pPr>
+            <w:r>
+              <w:rPr>
+                <w:b/>
+                <w:sz w:val="18"/>
+              </w:rPr>
+              <w:t>Día 15</w:t>
+            </w:r>
+          </w:p>
+        </w:tc>
+        <w:tc>
+          <w:tcPr>
+            <w:tcW w:type="dxa" w:w="3175"/>
+          </w:tcPr>
+          <w:p>
+            <w:pPr>
+              <w:spacing w:after="0"/>
+            </w:pPr>
+            <w:r>
+              <w:rPr>
+                <w:sz w:val="18"/>
+              </w:rPr>
+              <w:t>6 contactadas · 2 reuniones · tracker al día.</w:t>
+            </w:r>
+          </w:p>
+        </w:tc>
+        <w:tc>
+          <w:tcPr>
+            <w:tcW w:type="dxa" w:w="2494"/>
+          </w:tcPr>
+          <w:p>
+            <w:pPr>
+              <w:spacing w:after="0"/>
+            </w:pPr>
+            <w:r>
+              <w:rPr>
+                <w:sz w:val="18"/>
+              </w:rPr>
+              <w:t>Sigue igual.</w:t>
+            </w:r>
+          </w:p>
+        </w:tc>
+        <w:tc>
+          <w:tcPr>
+            <w:tcW w:type="dxa" w:w="3345"/>
+          </w:tcPr>
+          <w:p>
+            <w:pPr>
+              <w:spacing w:after="0"/>
+            </w:pPr>
+            <w:r>
+              <w:rPr>
+                <w:sz w:val="18"/>
+              </w:rPr>
+              <w:t>Sin 2 reuniones = falla la puerta o el discurso: role-play correctivo con gerencia esa semana y lista nueva de empresas.</w:t>
+            </w:r>
+          </w:p>
+        </w:tc>
+      </w:tr>
+      <w:tr>
+        <w:tc>
+          <w:tcPr>
+            <w:tcW w:type="dxa" w:w="794"/>
           </w:tcPr>
           <w:p>
             <w:pPr>
@@ -801,7 +868,7 @@
         </w:tc>
         <w:tc>
           <w:tcPr>
-            <w:tcW w:type="dxa" w:w="3402"/>
+            <w:tcW w:type="dxa" w:w="3175"/>
           </w:tcPr>
           <w:p>
             <w:pPr>
@@ -811,13 +878,13 @@
               <w:rPr>
                 <w:sz w:val="18"/>
               </w:rPr>
-              <w:t>Actividad: contactadas y reuniones. Resultado mínimo: 1 convenio firmado o 3 reuniones con decisor.</w:t>
+              <w:t>12 contactadas · 5 reuniones · 1 convenio firmado.</w:t>
             </w:r>
           </w:p>
         </w:tc>
         <w:tc>
           <w:tcPr>
-            <w:tcW w:type="dxa" w:w="2778"/>
+            <w:tcW w:type="dxa" w:w="2494"/>
           </w:tcPr>
           <w:p>
             <w:pPr>
@@ -827,13 +894,13 @@
               <w:rPr>
                 <w:sz w:val="18"/>
               </w:rPr>
-              <w:t>Sigue; se ajusta el guion con lo que aprendió.</w:t>
+              <w:t>Sigue; se afina el cierre con lo que aprendió.</w:t>
             </w:r>
           </w:p>
         </w:tc>
         <w:tc>
           <w:tcPr>
-            <w:tcW w:type="dxa" w:w="2721"/>
+            <w:tcW w:type="dxa" w:w="3345"/>
           </w:tcPr>
           <w:p>
             <w:pPr>
@@ -843,7 +910,7 @@
               <w:rPr>
                 <w:sz w:val="18"/>
               </w:rPr>
-              <w:t>Se revisa juntos qué está fallando (puerta, discurso, público). Una semana más de prueba con el ajuste; si tampoco, se cierra el piloto sin drama.</w:t>
+              <w:t>Sin convenio firmado, el piloto se cierra. El material y los contactos quedan en la academia (contrato con IP).</w:t>
             </w:r>
           </w:p>
         </w:tc>
@@ -851,7 +918,74 @@
       <w:tr>
         <w:tc>
           <w:tcPr>
-            <w:tcW w:type="dxa" w:w="907"/>
+            <w:tcW w:type="dxa" w:w="794"/>
+          </w:tcPr>
+          <w:p>
+            <w:pPr>
+              <w:spacing w:after="0"/>
+            </w:pPr>
+            <w:r>
+              <w:rPr>
+                <w:b/>
+                <w:sz w:val="18"/>
+              </w:rPr>
+              <w:t>Día 45</w:t>
+            </w:r>
+          </w:p>
+        </w:tc>
+        <w:tc>
+          <w:tcPr>
+            <w:tcW w:type="dxa" w:w="3175"/>
+          </w:tcPr>
+          <w:p>
+            <w:pPr>
+              <w:spacing w:after="0"/>
+            </w:pPr>
+            <w:r>
+              <w:rPr>
+                <w:sz w:val="18"/>
+              </w:rPr>
+              <w:t>18 contactadas · 8 reuniones · 2 convenios · 1 plan empresa cerrado o agendado · 3 leads con nombre de empresa · 1 matrícula.</w:t>
+            </w:r>
+          </w:p>
+        </w:tc>
+        <w:tc>
+          <w:tcPr>
+            <w:tcW w:type="dxa" w:w="2494"/>
+          </w:tcPr>
+          <w:p>
+            <w:pPr>
+              <w:spacing w:after="0"/>
+            </w:pPr>
+            <w:r>
+              <w:rPr>
+                <w:sz w:val="18"/>
+              </w:rPr>
+              <w:t>Sigue.</w:t>
+            </w:r>
+          </w:p>
+        </w:tc>
+        <w:tc>
+          <w:tcPr>
+            <w:tcW w:type="dxa" w:w="3345"/>
+          </w:tcPr>
+          <w:p>
+            <w:pPr>
+              <w:spacing w:after="0"/>
+            </w:pPr>
+            <w:r>
+              <w:rPr>
+                <w:sz w:val="18"/>
+              </w:rPr>
+              <w:t>Convenios sin leads = la empresa no difundió: visita de 20 min con el diagnóstico de inglés al equipo. Sin segundo convenio, se revisa si se cierra.</w:t>
+            </w:r>
+          </w:p>
+        </w:tc>
+      </w:tr>
+      <w:tr>
+        <w:tc>
+          <w:tcPr>
+            <w:tcW w:type="dxa" w:w="794"/>
           </w:tcPr>
           <w:p>
             <w:pPr>
@@ -868,7 +1002,7 @@
         </w:tc>
         <w:tc>
           <w:tcPr>
-            <w:tcW w:type="dxa" w:w="3402"/>
+            <w:tcW w:type="dxa" w:w="3175"/>
           </w:tcPr>
           <w:p>
             <w:pPr>
@@ -878,13 +1012,13 @@
               <w:rPr>
                 <w:sz w:val="18"/>
               </w:rPr>
-              <w:t>Resultado: convenios firmados y matrículas por alianza.</w:t>
+              <w:t>24 contactadas · 10 reuniones · 3 convenios · 2 planes empresa · 10 leads · 3 matrículas por alianza.</w:t>
             </w:r>
           </w:p>
         </w:tc>
         <w:tc>
           <w:tcPr>
-            <w:tcW w:type="dxa" w:w="2778"/>
+            <w:tcW w:type="dxa" w:w="2494"/>
           </w:tcPr>
           <w:p>
             <w:pPr>
@@ -894,13 +1028,13 @@
               <w:rPr>
                 <w:sz w:val="18"/>
               </w:rPr>
-              <w:t>3 convenios o 3 matrículas → se formaliza el rol "docente + desarrollo comercial" con metas trimestrales y el anexo se renueva.</w:t>
+              <w:t>Se formaliza el rol "docente + desarrollo comercial" con metas trimestrales y el anexo se renueva.</w:t>
             </w:r>
           </w:p>
         </w:tc>
         <w:tc>
           <w:tcPr>
-            <w:tcW w:type="dxa" w:w="2721"/>
+            <w:tcW w:type="dxa" w:w="3345"/>
           </w:tcPr>
           <w:p>
             <w:pPr>
@@ -910,7 +1044,7 @@
               <w:rPr>
                 <w:sz w:val="18"/>
               </w:rPr>
-              <w:t>Se agradece, se documenta lo aprendido, y él sigue siendo docente. El material y los contactos quedan en la academia (contrato con IP).</w:t>
+              <w:t>Se agradece, se documenta lo aprendido, y él sigue siendo docente.</w:t>
             </w:r>
           </w:p>
         </w:tc>
